--- a/lecNote/02_html_css/0729.3_HTML-II.docx
+++ b/lecNote/02_html_css/0729.3_HTML-II.docx
@@ -40695,15 +40695,172 @@
     <w:p>
       <w:pPr>
         <w:spacing w:after="0" w:line="240" w:lineRule="auto"/>
-      </w:pPr>
-      <w:r>
-        <w:rPr>
-          <w:rFonts w:ascii="돋움체" w:hAnsi="돋움체" w:cs="돋움체"/>
-          <w:color w:val="0000FF"/>
-          <w:kern w:val="0"/>
-          <w:sz w:val="19"/>
-          <w:szCs w:val="19"/>
-        </w:rPr>
+        <w:rPr>
+          <w:rFonts w:ascii="돋움체" w:hAnsi="돋움체" w:cs="돋움체"/>
+          <w:color w:val="0000FF"/>
+          <w:kern w:val="0"/>
+          <w:sz w:val="19"/>
+          <w:szCs w:val="19"/>
+        </w:rPr>
+      </w:pPr>
+    </w:p>
+    <w:p>
+      <w:pPr>
+        <w:spacing w:after="0" w:line="240" w:lineRule="auto"/>
+        <w:rPr>
+          <w:rFonts w:ascii="돋움체" w:hAnsi="돋움체" w:cs="돋움체"/>
+          <w:color w:val="0000FF"/>
+          <w:kern w:val="0"/>
+          <w:sz w:val="19"/>
+          <w:szCs w:val="19"/>
+        </w:rPr>
+      </w:pPr>
+    </w:p>
+    <w:p>
+      <w:pPr>
+        <w:spacing w:after="0" w:line="240" w:lineRule="auto"/>
+        <w:rPr>
+          <w:rFonts w:ascii="돋움체" w:hAnsi="돋움체" w:cs="돋움체"/>
+          <w:color w:val="0000FF"/>
+          <w:kern w:val="0"/>
+          <w:sz w:val="19"/>
+          <w:szCs w:val="19"/>
+        </w:rPr>
+      </w:pPr>
+    </w:p>
+    <w:p>
+      <w:pPr>
+        <w:spacing w:after="0" w:line="240" w:lineRule="auto"/>
+        <w:rPr>
+          <w:rFonts w:ascii="돋움체" w:hAnsi="돋움체" w:cs="돋움체"/>
+          <w:color w:val="0000FF"/>
+          <w:kern w:val="0"/>
+          <w:sz w:val="19"/>
+          <w:szCs w:val="19"/>
+        </w:rPr>
+      </w:pPr>
+    </w:p>
+    <w:p>
+      <w:pPr>
+        <w:spacing w:after="0" w:line="240" w:lineRule="auto"/>
+        <w:rPr>
+          <w:rFonts w:ascii="돋움체" w:hAnsi="돋움체" w:cs="돋움체"/>
+          <w:color w:val="0000FF"/>
+          <w:kern w:val="0"/>
+          <w:sz w:val="19"/>
+          <w:szCs w:val="19"/>
+        </w:rPr>
+      </w:pPr>
+    </w:p>
+    <w:p>
+      <w:pPr>
+        <w:spacing w:after="0" w:line="240" w:lineRule="auto"/>
+        <w:rPr>
+          <w:rFonts w:ascii="돋움체" w:hAnsi="돋움체" w:cs="돋움체"/>
+          <w:color w:val="0000FF"/>
+          <w:kern w:val="0"/>
+          <w:sz w:val="19"/>
+          <w:szCs w:val="19"/>
+        </w:rPr>
+      </w:pPr>
+    </w:p>
+    <w:p>
+      <w:pPr>
+        <w:spacing w:after="0" w:line="240" w:lineRule="auto"/>
+        <w:rPr>
+          <w:rFonts w:ascii="돋움체" w:hAnsi="돋움체" w:cs="돋움체"/>
+          <w:color w:val="0000FF"/>
+          <w:kern w:val="0"/>
+          <w:sz w:val="19"/>
+          <w:szCs w:val="19"/>
+        </w:rPr>
+      </w:pPr>
+    </w:p>
+    <w:p>
+      <w:pPr>
+        <w:spacing w:after="0" w:line="240" w:lineRule="auto"/>
+        <w:rPr>
+          <w:rFonts w:ascii="돋움체" w:hAnsi="돋움체" w:cs="돋움체"/>
+          <w:color w:val="0000FF"/>
+          <w:kern w:val="0"/>
+          <w:sz w:val="19"/>
+          <w:szCs w:val="19"/>
+        </w:rPr>
+      </w:pPr>
+    </w:p>
+    <w:p>
+      <w:pPr>
+        <w:spacing w:after="0" w:line="240" w:lineRule="auto"/>
+        <w:rPr>
+          <w:rFonts w:ascii="돋움체" w:hAnsi="돋움체" w:cs="돋움체"/>
+          <w:color w:val="0000FF"/>
+          <w:kern w:val="0"/>
+          <w:sz w:val="19"/>
+          <w:szCs w:val="19"/>
+        </w:rPr>
+      </w:pPr>
+    </w:p>
+    <w:p>
+      <w:pPr>
+        <w:spacing w:after="0" w:line="240" w:lineRule="auto"/>
+        <w:rPr>
+          <w:rFonts w:ascii="돋움체" w:hAnsi="돋움체" w:cs="돋움체"/>
+          <w:color w:val="0000FF"/>
+          <w:kern w:val="0"/>
+          <w:sz w:val="19"/>
+          <w:szCs w:val="19"/>
+        </w:rPr>
+      </w:pPr>
+    </w:p>
+    <w:p>
+      <w:pPr>
+        <w:spacing w:after="0" w:line="240" w:lineRule="auto"/>
+        <w:rPr>
+          <w:rFonts w:ascii="돋움체" w:hAnsi="돋움체" w:cs="돋움체"/>
+          <w:color w:val="0000FF"/>
+          <w:kern w:val="0"/>
+          <w:sz w:val="19"/>
+          <w:szCs w:val="19"/>
+        </w:rPr>
+      </w:pPr>
+    </w:p>
+    <w:p>
+      <w:pPr>
+        <w:spacing w:after="0" w:line="240" w:lineRule="auto"/>
+        <w:rPr>
+          <w:rFonts w:ascii="돋움체" w:hAnsi="돋움체" w:cs="돋움체"/>
+          <w:color w:val="0000FF"/>
+          <w:kern w:val="0"/>
+          <w:sz w:val="19"/>
+          <w:szCs w:val="19"/>
+        </w:rPr>
+      </w:pPr>
+    </w:p>
+    <w:p>
+      <w:pPr>
+        <w:spacing w:after="0" w:line="240" w:lineRule="auto"/>
+        <w:rPr>
+          <w:rFonts w:ascii="돋움체" w:hAnsi="돋움체" w:cs="돋움체"/>
+          <w:color w:val="0000FF"/>
+          <w:kern w:val="0"/>
+          <w:sz w:val="19"/>
+          <w:szCs w:val="19"/>
+        </w:rPr>
+      </w:pPr>
+    </w:p>
+    <w:p>
+      <w:pPr>
+        <w:spacing w:after="0" w:line="240" w:lineRule="auto"/>
+      </w:pPr>
+      <w:r>
+        <w:rPr>
+          <w:rFonts w:ascii="돋움체" w:hAnsi="돋움체" w:cs="돋움체"/>
+          <w:color w:val="0000FF"/>
+          <w:kern w:val="0"/>
+          <w:sz w:val="19"/>
+          <w:szCs w:val="19"/>
+        </w:rPr>
+        <w:lastRenderedPageBreak/>
         <w:t>[</w:t>
       </w:r>
       <w:r>
@@ -40773,7 +40930,6 @@
         <w:rPr>
           <w:noProof/>
         </w:rPr>
-        <w:lastRenderedPageBreak/>
         <w:drawing>
           <wp:anchor distT="0" distB="0" distL="114300" distR="114300" simplePos="0" relativeHeight="251659264" behindDoc="0" locked="0" layoutInCell="1" allowOverlap="1" wp14:anchorId="4EF16EDC" wp14:editId="6C6FB58D">
             <wp:simplePos x="0" y="0"/>
@@ -40843,6 +40999,8 @@
         </w:rPr>
         <w:t>화면예시]</w:t>
       </w:r>
+      <w:bookmarkStart w:id="0" w:name="_GoBack"/>
+      <w:bookmarkEnd w:id="0"/>
     </w:p>
     <w:p>
       <w:pPr>
@@ -41566,8 +41724,6 @@
         </w:rPr>
         <w:t>1.css</w:t>
       </w:r>
-      <w:bookmarkStart w:id="0" w:name="_GoBack"/>
-      <w:bookmarkEnd w:id="0"/>
     </w:p>
     <w:sectPr>
       <w:footerReference w:type="default" r:id="rId13"/>
@@ -43112,6 +43268,7 @@
     <w:lsdException w:name="HTML Sample" w:semiHidden="1" w:unhideWhenUsed="1"/>
     <w:lsdException w:name="HTML Typewriter" w:semiHidden="1" w:unhideWhenUsed="1"/>
     <w:lsdException w:name="HTML Variable" w:semiHidden="1" w:unhideWhenUsed="1"/>
+    <w:lsdException w:name="Normal Table" w:semiHidden="1" w:unhideWhenUsed="1"/>
     <w:lsdException w:name="annotation subject" w:semiHidden="1" w:unhideWhenUsed="1"/>
     <w:lsdException w:name="No List" w:semiHidden="1" w:unhideWhenUsed="1"/>
     <w:lsdException w:name="Outline List 1" w:semiHidden="1" w:unhideWhenUsed="1"/>
@@ -43155,8 +43312,10 @@
     <w:lsdException w:name="Table Elegant" w:semiHidden="1" w:unhideWhenUsed="1"/>
     <w:lsdException w:name="Table Professional" w:semiHidden="1" w:unhideWhenUsed="1"/>
     <w:lsdException w:name="Table Subtle 1" w:semiHidden="1" w:unhideWhenUsed="1"/>
+    <w:lsdException w:name="Table Subtle 2" w:semiHidden="1" w:unhideWhenUsed="1"/>
     <w:lsdException w:name="Table Web 1" w:semiHidden="1" w:unhideWhenUsed="1"/>
     <w:lsdException w:name="Table Web 2" w:semiHidden="1" w:unhideWhenUsed="1"/>
+    <w:lsdException w:name="Table Web 3" w:semiHidden="1" w:unhideWhenUsed="1"/>
     <w:lsdException w:name="Balloon Text" w:semiHidden="1" w:unhideWhenUsed="1"/>
     <w:lsdException w:name="Table Grid" w:uiPriority="59"/>
     <w:lsdException w:name="Table Theme" w:semiHidden="1" w:unhideWhenUsed="1"/>
